--- a/EJERCICIOS DE LOS ALUMNOS/ANA/MYSQL/Ejercicios base de datos cursos.docx
+++ b/EJERCICIOS DE LOS ALUMNOS/ANA/MYSQL/Ejercicios base de datos cursos.docx
@@ -84,6 +84,10 @@
         </w:tabs>
       </w:pPr>
       <w:r>
+        <w:rPr>
+          <w:noProof/>
+        </w:rPr>
+        <w:lastRenderedPageBreak/>
         <w:drawing>
           <wp:inline distT="0" distB="0" distL="0" distR="0" wp14:anchorId="786E762D" wp14:editId="7B128738">
             <wp:extent cx="9097010" cy="7063303"/>
@@ -159,6 +163,10 @@
     </w:p>
     <w:p>
       <w:r>
+        <w:rPr>
+          <w:noProof/>
+        </w:rPr>
+        <w:lastRenderedPageBreak/>
         <w:drawing>
           <wp:inline distT="0" distB="0" distL="0" distR="0" wp14:anchorId="032C3B54" wp14:editId="52ECABCE">
             <wp:extent cx="9050013" cy="8468907"/>
@@ -203,6 +211,7 @@
           <w:b/>
           <w:bCs/>
         </w:rPr>
+        <w:lastRenderedPageBreak/>
         <w:t>3) Enunciado:</w:t>
       </w:r>
       <w:r>
@@ -235,6 +244,10 @@
     </w:p>
     <w:p>
       <w:r>
+        <w:rPr>
+          <w:noProof/>
+        </w:rPr>
+        <w:lastRenderedPageBreak/>
         <w:drawing>
           <wp:inline distT="0" distB="0" distL="0" distR="0" wp14:anchorId="1CFF837A" wp14:editId="1163A515">
             <wp:extent cx="9030960" cy="8011643"/>
@@ -306,6 +319,7 @@
     </w:p>
     <w:p>
       <w:r>
+        <w:lastRenderedPageBreak/>
         <w:t>SELECT * FROM alumnos WHERE nombre LIKE 'A%';</w:t>
       </w:r>
     </w:p>
@@ -368,6 +382,7 @@
           <w:b/>
           <w:bCs/>
         </w:rPr>
+        <w:lastRenderedPageBreak/>
         <w:t>5) Enunciado:</w:t>
       </w:r>
       <w:r>
@@ -403,6 +418,7 @@
         <w:rPr>
           <w:noProof/>
         </w:rPr>
+        <w:lastRenderedPageBreak/>
         <w:drawing>
           <wp:inline distT="0" distB="0" distL="0" distR="0" wp14:anchorId="376572E8" wp14:editId="63A8A048">
             <wp:extent cx="6964045" cy="8392795"/>
@@ -456,6 +472,7 @@
           <w:b/>
           <w:bCs/>
         </w:rPr>
+        <w:lastRenderedPageBreak/>
         <w:t>6) Enunciado:</w:t>
       </w:r>
       <w:r>
@@ -576,6 +593,10 @@
     </w:p>
     <w:p>
       <w:r>
+        <w:rPr>
+          <w:noProof/>
+        </w:rPr>
+        <w:lastRenderedPageBreak/>
         <w:drawing>
           <wp:inline distT="0" distB="0" distL="0" distR="0" wp14:anchorId="2067F80A" wp14:editId="4FA353CD">
             <wp:extent cx="9011908" cy="6344535"/>
@@ -652,6 +673,10 @@
     </w:p>
     <w:p>
       <w:r>
+        <w:rPr>
+          <w:noProof/>
+        </w:rPr>
+        <w:lastRenderedPageBreak/>
         <w:drawing>
           <wp:inline distT="0" distB="0" distL="0" distR="0" wp14:anchorId="73101BEC" wp14:editId="4C0C2A04">
             <wp:extent cx="9107171" cy="2219635"/>
@@ -902,6 +927,7 @@
     </w:p>
     <w:p>
       <w:r>
+        <w:lastRenderedPageBreak/>
         <w:pict w14:anchorId="27999254">
           <v:rect id="_x0000_i1025" style="width:0;height:1.5pt" o:hralign="center" o:hrstd="t" o:hr="t" fillcolor="#a0a0a0" stroked="f"/>
         </w:pict>
@@ -979,6 +1005,9 @@
     </w:p>
     <w:p>
       <w:r>
+        <w:rPr>
+          <w:noProof/>
+        </w:rPr>
         <w:drawing>
           <wp:inline distT="0" distB="0" distL="0" distR="0" wp14:anchorId="53246778" wp14:editId="36A24B4C">
             <wp:extent cx="5715798" cy="4477375"/>
@@ -1077,6 +1106,10 @@
         </w:tabs>
       </w:pPr>
       <w:r>
+        <w:rPr>
+          <w:noProof/>
+        </w:rPr>
+        <w:lastRenderedPageBreak/>
         <w:drawing>
           <wp:inline distT="0" distB="0" distL="0" distR="0" wp14:anchorId="72415295" wp14:editId="4F0A18DC">
             <wp:extent cx="6516009" cy="4896533"/>
@@ -1194,8 +1227,10 @@
       </w:pPr>
       <w:r>
         <w:rPr>
-          <w:lang w:val="en-GB"/>
-        </w:rPr>
+          <w:noProof/>
+          <w:lang w:val="en-GB"/>
+        </w:rPr>
+        <w:lastRenderedPageBreak/>
         <w:drawing>
           <wp:inline distT="0" distB="0" distL="0" distR="0" wp14:anchorId="5ABE826B" wp14:editId="599E216E">
             <wp:extent cx="8192643" cy="6087325"/>
@@ -1300,8 +1335,10 @@
       </w:pPr>
       <w:r>
         <w:rPr>
-          <w:lang w:val="en-GB"/>
-        </w:rPr>
+          <w:noProof/>
+          <w:lang w:val="en-GB"/>
+        </w:rPr>
+        <w:lastRenderedPageBreak/>
         <w:drawing>
           <wp:inline distT="0" distB="0" distL="0" distR="0" wp14:anchorId="22ADF44D" wp14:editId="0681FC80">
             <wp:extent cx="6096851" cy="7582958"/>
@@ -1382,6 +1419,7 @@
     </w:p>
     <w:p>
       <w:r>
+        <w:lastRenderedPageBreak/>
         <w:t>JOIN alumnos al ON f.id_alumno = al.id</w:t>
       </w:r>
     </w:p>
@@ -1397,6 +1435,9 @@
     </w:p>
     <w:p>
       <w:r>
+        <w:rPr>
+          <w:noProof/>
+        </w:rPr>
         <w:drawing>
           <wp:inline distT="0" distB="0" distL="0" distR="0" wp14:anchorId="7E4CADA7" wp14:editId="5EAED89A">
             <wp:extent cx="8659433" cy="4734586"/>
@@ -1524,8 +1565,10 @@
       </w:pPr>
       <w:r>
         <w:rPr>
-          <w:lang w:val="en-GB"/>
-        </w:rPr>
+          <w:noProof/>
+          <w:lang w:val="en-GB"/>
+        </w:rPr>
+        <w:lastRenderedPageBreak/>
         <w:drawing>
           <wp:inline distT="0" distB="0" distL="0" distR="0" wp14:anchorId="2BDC67D3" wp14:editId="4187CAC4">
             <wp:extent cx="9069066" cy="5572903"/>
@@ -1653,8 +1696,10 @@
       </w:pPr>
       <w:r>
         <w:rPr>
-          <w:lang w:val="en-GB"/>
-        </w:rPr>
+          <w:noProof/>
+          <w:lang w:val="en-GB"/>
+        </w:rPr>
+        <w:lastRenderedPageBreak/>
         <w:drawing>
           <wp:inline distT="0" distB="0" distL="0" distR="0" wp14:anchorId="2D9F9B70" wp14:editId="5F1ADC8C">
             <wp:extent cx="9011908" cy="6030167"/>
@@ -1790,11 +1835,15 @@
     </w:p>
     <w:p>
       <w:r>
+        <w:lastRenderedPageBreak/>
         <w:t>GROUP BY al.id, al.nombre, al.apellidos;</w:t>
       </w:r>
     </w:p>
     <w:p>
       <w:r>
+        <w:rPr>
+          <w:noProof/>
+        </w:rPr>
         <w:drawing>
           <wp:inline distT="0" distB="0" distL="0" distR="0" wp14:anchorId="27D8C3AC" wp14:editId="41D760FF">
             <wp:extent cx="9164329" cy="5830114"/>
@@ -1910,6 +1959,49 @@
       </w:r>
     </w:p>
     <w:p>
+      <w:r>
+        <w:rPr>
+          <w:noProof/>
+        </w:rPr>
+        <w:lastRenderedPageBreak/>
+        <w:drawing>
+          <wp:inline distT="0" distB="0" distL="0" distR="0" wp14:anchorId="36A3993F" wp14:editId="19DF2DB6">
+            <wp:extent cx="6145795" cy="5149353"/>
+            <wp:effectExtent l="0" t="0" r="7620" b="0"/>
+            <wp:docPr id="527233864" name="Imagen 1"/>
+            <wp:cNvGraphicFramePr>
+              <a:graphicFrameLocks xmlns:a="http://schemas.openxmlformats.org/drawingml/2006/main" noChangeAspect="1"/>
+            </wp:cNvGraphicFramePr>
+            <a:graphic xmlns:a="http://schemas.openxmlformats.org/drawingml/2006/main">
+              <a:graphicData uri="http://schemas.openxmlformats.org/drawingml/2006/picture">
+                <pic:pic xmlns:pic="http://schemas.openxmlformats.org/drawingml/2006/picture">
+                  <pic:nvPicPr>
+                    <pic:cNvPr id="527233864" name=""/>
+                    <pic:cNvPicPr/>
+                  </pic:nvPicPr>
+                  <pic:blipFill>
+                    <a:blip r:embed="rId22"/>
+                    <a:stretch>
+                      <a:fillRect/>
+                    </a:stretch>
+                  </pic:blipFill>
+                  <pic:spPr>
+                    <a:xfrm>
+                      <a:off x="0" y="0"/>
+                      <a:ext cx="6166918" cy="5167051"/>
+                    </a:xfrm>
+                    <a:prstGeom prst="rect">
+                      <a:avLst/>
+                    </a:prstGeom>
+                  </pic:spPr>
+                </pic:pic>
+              </a:graphicData>
+            </a:graphic>
+          </wp:inline>
+        </w:drawing>
+      </w:r>
+    </w:p>
+    <w:p>
       <w:pPr>
         <w:rPr>
           <w:lang w:val="en-GB"/>
@@ -2077,6 +2169,54 @@
       </w:pPr>
       <w:r>
         <w:rPr>
+          <w:lang w:val="en-GB"/>
+        </w:rPr>
+        <w:lastRenderedPageBreak/>
+        <w:drawing>
+          <wp:inline distT="0" distB="0" distL="0" distR="0" wp14:anchorId="1E960539" wp14:editId="02332BF5">
+            <wp:extent cx="5400040" cy="4521835"/>
+            <wp:effectExtent l="0" t="0" r="0" b="0"/>
+            <wp:docPr id="288928117" name="Imagen 1"/>
+            <wp:cNvGraphicFramePr>
+              <a:graphicFrameLocks xmlns:a="http://schemas.openxmlformats.org/drawingml/2006/main" noChangeAspect="1"/>
+            </wp:cNvGraphicFramePr>
+            <a:graphic xmlns:a="http://schemas.openxmlformats.org/drawingml/2006/main">
+              <a:graphicData uri="http://schemas.openxmlformats.org/drawingml/2006/picture">
+                <pic:pic xmlns:pic="http://schemas.openxmlformats.org/drawingml/2006/picture">
+                  <pic:nvPicPr>
+                    <pic:cNvPr id="288928117" name=""/>
+                    <pic:cNvPicPr/>
+                  </pic:nvPicPr>
+                  <pic:blipFill>
+                    <a:blip r:embed="rId23"/>
+                    <a:stretch>
+                      <a:fillRect/>
+                    </a:stretch>
+                  </pic:blipFill>
+                  <pic:spPr>
+                    <a:xfrm>
+                      <a:off x="0" y="0"/>
+                      <a:ext cx="5400040" cy="4521835"/>
+                    </a:xfrm>
+                    <a:prstGeom prst="rect">
+                      <a:avLst/>
+                    </a:prstGeom>
+                  </pic:spPr>
+                </pic:pic>
+              </a:graphicData>
+            </a:graphic>
+          </wp:inline>
+        </w:drawing>
+      </w:r>
+    </w:p>
+    <w:p>
+      <w:pPr>
+        <w:rPr>
+          <w:lang w:val="en-GB"/>
+        </w:rPr>
+      </w:pPr>
+      <w:r>
+        <w:rPr>
           <w:b/>
           <w:bCs/>
         </w:rPr>
@@ -2157,6 +2297,54 @@
       </w:pPr>
       <w:r>
         <w:rPr>
+          <w:lang w:val="en-GB"/>
+        </w:rPr>
+        <w:lastRenderedPageBreak/>
+        <w:drawing>
+          <wp:inline distT="0" distB="0" distL="0" distR="0" wp14:anchorId="5C647FFF" wp14:editId="4404FE1D">
+            <wp:extent cx="5400040" cy="5391785"/>
+            <wp:effectExtent l="0" t="0" r="0" b="0"/>
+            <wp:docPr id="1497760999" name="Imagen 1"/>
+            <wp:cNvGraphicFramePr>
+              <a:graphicFrameLocks xmlns:a="http://schemas.openxmlformats.org/drawingml/2006/main" noChangeAspect="1"/>
+            </wp:cNvGraphicFramePr>
+            <a:graphic xmlns:a="http://schemas.openxmlformats.org/drawingml/2006/main">
+              <a:graphicData uri="http://schemas.openxmlformats.org/drawingml/2006/picture">
+                <pic:pic xmlns:pic="http://schemas.openxmlformats.org/drawingml/2006/picture">
+                  <pic:nvPicPr>
+                    <pic:cNvPr id="1497760999" name=""/>
+                    <pic:cNvPicPr/>
+                  </pic:nvPicPr>
+                  <pic:blipFill>
+                    <a:blip r:embed="rId24"/>
+                    <a:stretch>
+                      <a:fillRect/>
+                    </a:stretch>
+                  </pic:blipFill>
+                  <pic:spPr>
+                    <a:xfrm>
+                      <a:off x="0" y="0"/>
+                      <a:ext cx="5400040" cy="5391785"/>
+                    </a:xfrm>
+                    <a:prstGeom prst="rect">
+                      <a:avLst/>
+                    </a:prstGeom>
+                  </pic:spPr>
+                </pic:pic>
+              </a:graphicData>
+            </a:graphic>
+          </wp:inline>
+        </w:drawing>
+      </w:r>
+    </w:p>
+    <w:p>
+      <w:pPr>
+        <w:rPr>
+          <w:lang w:val="en-GB"/>
+        </w:rPr>
+      </w:pPr>
+      <w:r>
+        <w:rPr>
           <w:b/>
           <w:bCs/>
         </w:rPr>
@@ -2218,6 +2406,9 @@
     </w:p>
     <w:p>
       <w:pPr>
+        <w:tabs>
+          <w:tab w:val="left" w:pos="6399"/>
+        </w:tabs>
         <w:rPr>
           <w:lang w:val="en-GB"/>
         </w:rPr>
@@ -2228,6 +2419,63 @@
         </w:rPr>
         <w:t>WHERE importe &gt; (SELECT AVG(importe) FROM facturas);</w:t>
       </w:r>
+      <w:r>
+        <w:rPr>
+          <w:lang w:val="en-GB"/>
+        </w:rPr>
+        <w:tab/>
+      </w:r>
+    </w:p>
+    <w:p>
+      <w:pPr>
+        <w:tabs>
+          <w:tab w:val="left" w:pos="6399"/>
+        </w:tabs>
+        <w:rPr>
+          <w:lang w:val="en-GB"/>
+        </w:rPr>
+      </w:pPr>
+      <w:r>
+        <w:rPr>
+          <w:lang w:val="en-GB"/>
+        </w:rPr>
+        <w:lastRenderedPageBreak/>
+        <w:drawing>
+          <wp:inline distT="0" distB="0" distL="0" distR="0" wp14:anchorId="54154E7E" wp14:editId="56E4C2B1">
+            <wp:extent cx="5400040" cy="6751955"/>
+            <wp:effectExtent l="0" t="0" r="0" b="0"/>
+            <wp:docPr id="1123671902" name="Imagen 1"/>
+            <wp:cNvGraphicFramePr>
+              <a:graphicFrameLocks xmlns:a="http://schemas.openxmlformats.org/drawingml/2006/main" noChangeAspect="1"/>
+            </wp:cNvGraphicFramePr>
+            <a:graphic xmlns:a="http://schemas.openxmlformats.org/drawingml/2006/main">
+              <a:graphicData uri="http://schemas.openxmlformats.org/drawingml/2006/picture">
+                <pic:pic xmlns:pic="http://schemas.openxmlformats.org/drawingml/2006/picture">
+                  <pic:nvPicPr>
+                    <pic:cNvPr id="1123671902" name=""/>
+                    <pic:cNvPicPr/>
+                  </pic:nvPicPr>
+                  <pic:blipFill>
+                    <a:blip r:embed="rId25"/>
+                    <a:stretch>
+                      <a:fillRect/>
+                    </a:stretch>
+                  </pic:blipFill>
+                  <pic:spPr>
+                    <a:xfrm>
+                      <a:off x="0" y="0"/>
+                      <a:ext cx="5400040" cy="6751955"/>
+                    </a:xfrm>
+                    <a:prstGeom prst="rect">
+                      <a:avLst/>
+                    </a:prstGeom>
+                  </pic:spPr>
+                </pic:pic>
+              </a:graphicData>
+            </a:graphic>
+          </wp:inline>
+        </w:drawing>
+      </w:r>
     </w:p>
     <w:p>
       <w:r>
@@ -2287,6 +2535,7 @@
         </w:rPr>
       </w:pPr>
       <w:r>
+        <w:lastRenderedPageBreak/>
         <w:t xml:space="preserve">  </w:t>
       </w:r>
       <w:r>
@@ -2349,6 +2598,45 @@
     <w:p>
       <w:r>
         <w:t>);</w:t>
+      </w:r>
+    </w:p>
+    <w:p>
+      <w:r>
+        <w:drawing>
+          <wp:inline distT="0" distB="0" distL="0" distR="0" wp14:anchorId="25851C4F" wp14:editId="050D62A6">
+            <wp:extent cx="5400040" cy="6210935"/>
+            <wp:effectExtent l="0" t="0" r="0" b="0"/>
+            <wp:docPr id="1279695934" name="Imagen 1"/>
+            <wp:cNvGraphicFramePr>
+              <a:graphicFrameLocks xmlns:a="http://schemas.openxmlformats.org/drawingml/2006/main" noChangeAspect="1"/>
+            </wp:cNvGraphicFramePr>
+            <a:graphic xmlns:a="http://schemas.openxmlformats.org/drawingml/2006/main">
+              <a:graphicData uri="http://schemas.openxmlformats.org/drawingml/2006/picture">
+                <pic:pic xmlns:pic="http://schemas.openxmlformats.org/drawingml/2006/picture">
+                  <pic:nvPicPr>
+                    <pic:cNvPr id="1279695934" name=""/>
+                    <pic:cNvPicPr/>
+                  </pic:nvPicPr>
+                  <pic:blipFill>
+                    <a:blip r:embed="rId26"/>
+                    <a:stretch>
+                      <a:fillRect/>
+                    </a:stretch>
+                  </pic:blipFill>
+                  <pic:spPr>
+                    <a:xfrm>
+                      <a:off x="0" y="0"/>
+                      <a:ext cx="5400040" cy="6210935"/>
+                    </a:xfrm>
+                    <a:prstGeom prst="rect">
+                      <a:avLst/>
+                    </a:prstGeom>
+                  </pic:spPr>
+                </pic:pic>
+              </a:graphicData>
+            </a:graphic>
+          </wp:inline>
+        </w:drawing>
       </w:r>
     </w:p>
     <w:p/>
